--- a/EEADemoSimple/GEECC CS Instructions.docx
+++ b/EEADemoSimple/GEECC CS Instructions.docx
@@ -81,7 +81,13 @@
         </w:numPr>
       </w:pPr>
       <w:r>
-        <w:t>Form groups of two.</w:t>
+        <w:t>Form groups of two</w:t>
+      </w:r>
+      <w:r>
+        <w:t xml:space="preserve"> to three</w:t>
+      </w:r>
+      <w:r>
+        <w:t>.</w:t>
       </w:r>
     </w:p>
     <w:p>
@@ -442,10 +448,7 @@
         <w:pStyle w:val="Heading1"/>
       </w:pPr>
       <w:r>
-        <w:t xml:space="preserve">Sphero Bolt </w:t>
-      </w:r>
-      <w:r>
-        <w:t>Programming</w:t>
+        <w:t>Sphero Bolt Programming</w:t>
       </w:r>
     </w:p>
     <w:p>
